--- a/Kailash_Resume.docx
+++ b/Kailash_Resume.docx
@@ -866,18 +866,8 @@
           <w:sz w:val="20"/>
           <w:szCs w:val="20"/>
         </w:rPr>
-        <w:t xml:space="preserve">, VS Code, </w:t>
-      </w:r>
-      <w:proofErr w:type="spellStart"/>
-      <w:r>
-        <w:rPr>
-          <w:rFonts w:ascii="Arial" w:hAnsi="Arial" w:cs="Arial"/>
-          <w:sz w:val="20"/>
-          <w:szCs w:val="20"/>
-        </w:rPr>
-        <w:t>Vercel</w:t>
-      </w:r>
-      <w:proofErr w:type="spellEnd"/>
+        <w:t>, VS Code, Vercel</w:t>
+      </w:r>
     </w:p>
     <w:p>
       <w:pPr>
@@ -3437,7 +3427,6 @@
         </w:rPr>
         <w:t xml:space="preserve"> </w:t>
       </w:r>
-      <w:proofErr w:type="spellStart"/>
       <w:r>
         <w:rPr>
           <w:rFonts w:ascii="Arial" w:hAnsi="Arial" w:cs="Arial"/>
@@ -3463,9 +3452,8 @@
           <w:sz w:val="20"/>
           <w:szCs w:val="20"/>
         </w:rPr>
-        <w:t>de</w:t>
-      </w:r>
-      <w:proofErr w:type="spellEnd"/>
+        <w:t>de, Hacke</w:t>
+      </w:r>
       <w:r>
         <w:rPr>
           <w:rFonts w:ascii="Arial" w:hAnsi="Arial" w:cs="Arial"/>
@@ -3473,9 +3461,8 @@
           <w:sz w:val="20"/>
           <w:szCs w:val="20"/>
         </w:rPr>
-        <w:t xml:space="preserve">, </w:t>
-      </w:r>
-      <w:proofErr w:type="spellStart"/>
+        <w:t>r</w:t>
+      </w:r>
       <w:r>
         <w:rPr>
           <w:rFonts w:ascii="Arial" w:hAnsi="Arial" w:cs="Arial"/>
@@ -3483,7 +3470,7 @@
           <w:sz w:val="20"/>
           <w:szCs w:val="20"/>
         </w:rPr>
-        <w:t>Hacke</w:t>
+        <w:t>R</w:t>
       </w:r>
       <w:r>
         <w:rPr>
@@ -3492,73 +3479,7 @@
           <w:sz w:val="20"/>
           <w:szCs w:val="20"/>
         </w:rPr>
-        <w:t>r</w:t>
-      </w:r>
-      <w:r>
-        <w:rPr>
-          <w:rFonts w:ascii="Arial" w:hAnsi="Arial" w:cs="Arial"/>
-          <w:spacing w:val="-2"/>
-          <w:sz w:val="20"/>
-          <w:szCs w:val="20"/>
-        </w:rPr>
-        <w:t>R</w:t>
-      </w:r>
-      <w:r>
-        <w:rPr>
-          <w:rFonts w:ascii="Arial" w:hAnsi="Arial" w:cs="Arial"/>
-          <w:spacing w:val="-2"/>
-          <w:sz w:val="20"/>
-          <w:szCs w:val="20"/>
-        </w:rPr>
-        <w:t>ank</w:t>
-      </w:r>
-      <w:proofErr w:type="spellEnd"/>
-      <w:r>
-        <w:rPr>
-          <w:rFonts w:ascii="Arial" w:hAnsi="Arial" w:cs="Arial"/>
-          <w:spacing w:val="-2"/>
-          <w:sz w:val="20"/>
-          <w:szCs w:val="20"/>
-        </w:rPr>
-        <w:t xml:space="preserve">, </w:t>
-      </w:r>
-      <w:proofErr w:type="spellStart"/>
-      <w:r>
-        <w:rPr>
-          <w:rFonts w:ascii="Arial" w:hAnsi="Arial" w:cs="Arial"/>
-          <w:spacing w:val="-2"/>
-          <w:sz w:val="20"/>
-          <w:szCs w:val="20"/>
-        </w:rPr>
-        <w:t>Code</w:t>
-      </w:r>
-      <w:r>
-        <w:rPr>
-          <w:rFonts w:ascii="Arial" w:hAnsi="Arial" w:cs="Arial"/>
-          <w:spacing w:val="-2"/>
-          <w:sz w:val="20"/>
-          <w:szCs w:val="20"/>
-        </w:rPr>
-        <w:t>C</w:t>
-      </w:r>
-      <w:r>
-        <w:rPr>
-          <w:rFonts w:ascii="Arial" w:hAnsi="Arial" w:cs="Arial"/>
-          <w:spacing w:val="-2"/>
-          <w:sz w:val="20"/>
-          <w:szCs w:val="20"/>
-        </w:rPr>
-        <w:t>hef</w:t>
-      </w:r>
-      <w:proofErr w:type="spellEnd"/>
-      <w:r>
-        <w:rPr>
-          <w:rFonts w:ascii="Arial" w:hAnsi="Arial" w:cs="Arial"/>
-          <w:spacing w:val="-2"/>
-          <w:sz w:val="20"/>
-          <w:szCs w:val="20"/>
-        </w:rPr>
-        <w:t xml:space="preserve">                                            </w:t>
+        <w:t xml:space="preserve">ank </w:t>
       </w:r>
     </w:p>
     <w:p>
@@ -3581,23 +3502,13 @@
           <w:szCs w:val="20"/>
         </w:rPr>
       </w:pPr>
-      <w:proofErr w:type="spellStart"/>
-      <w:r>
-        <w:rPr>
-          <w:rFonts w:ascii="Arial" w:hAnsi="Arial" w:cs="Arial"/>
-          <w:sz w:val="20"/>
-          <w:szCs w:val="20"/>
-        </w:rPr>
-        <w:t>LeetCode</w:t>
-      </w:r>
-      <w:proofErr w:type="spellEnd"/>
-      <w:r>
-        <w:rPr>
-          <w:rFonts w:ascii="Arial" w:hAnsi="Arial" w:cs="Arial"/>
-          <w:sz w:val="20"/>
-          <w:szCs w:val="20"/>
-        </w:rPr>
-        <w:t xml:space="preserve"> Rating: </w:t>
+      <w:r>
+        <w:rPr>
+          <w:rFonts w:ascii="Arial" w:hAnsi="Arial" w:cs="Arial"/>
+          <w:sz w:val="20"/>
+          <w:szCs w:val="20"/>
+        </w:rPr>
+        <w:t xml:space="preserve">LeetCode Rating: </w:t>
       </w:r>
       <w:r>
         <w:rPr>
@@ -3637,35 +3548,28 @@
           <w:bCs w:val="0"/>
           <w:sz w:val="20"/>
           <w:szCs w:val="20"/>
-        </w:rPr>
-      </w:pPr>
-      <w:r>
-        <w:rPr>
-          <w:rFonts w:ascii="Arial" w:hAnsi="Arial" w:cs="Arial"/>
-          <w:b w:val="0"/>
-          <w:bCs w:val="0"/>
-          <w:sz w:val="20"/>
-          <w:szCs w:val="20"/>
-        </w:rPr>
-        <w:t xml:space="preserve"> </w:t>
-      </w:r>
-      <w:r>
-        <w:rPr>
-          <w:rFonts w:ascii="Arial" w:hAnsi="Arial" w:cs="Arial"/>
-          <w:b w:val="0"/>
-          <w:bCs w:val="0"/>
-          <w:sz w:val="20"/>
-          <w:szCs w:val="20"/>
-        </w:rPr>
-        <w:t>HackerRank: 4-star in C++, 4-star in SQL, 2-star in Python</w:t>
-      </w:r>
-      <w:r>
-        <w:rPr>
-          <w:rFonts w:ascii="Arial" w:hAnsi="Arial" w:cs="Arial"/>
-          <w:b w:val="0"/>
-          <w:bCs w:val="0"/>
-          <w:sz w:val="20"/>
-          <w:szCs w:val="20"/>
+          <w:lang w:val="sv-SE"/>
+        </w:rPr>
+      </w:pPr>
+      <w:r>
+        <w:rPr>
+          <w:rFonts w:ascii="Arial" w:hAnsi="Arial" w:cs="Arial"/>
+          <w:b w:val="0"/>
+          <w:bCs w:val="0"/>
+          <w:sz w:val="20"/>
+          <w:szCs w:val="20"/>
+          <w:lang w:val="sv-SE"/>
+        </w:rPr>
+        <w:t xml:space="preserve"> HackerRank: 4-star in C++, 4-star in SQL, 2-star in Python</w:t>
+      </w:r>
+      <w:r>
+        <w:rPr>
+          <w:rFonts w:ascii="Arial" w:hAnsi="Arial" w:cs="Arial"/>
+          <w:b w:val="0"/>
+          <w:bCs w:val="0"/>
+          <w:sz w:val="20"/>
+          <w:szCs w:val="20"/>
+          <w:lang w:val="sv-SE"/>
         </w:rPr>
         <w:t xml:space="preserve">                                                                               </w:t>
       </w:r>
@@ -3963,7 +3867,7 @@
           <w:sz w:val="20"/>
           <w:szCs w:val="20"/>
         </w:rPr>
-        <w:t xml:space="preserve">        </w:t>
+        <w:t xml:space="preserve"> </w:t>
       </w:r>
       <w:r>
         <w:rPr>
@@ -3974,7 +3878,7 @@
           <w:sz w:val="20"/>
           <w:szCs w:val="20"/>
         </w:rPr>
-        <w:t xml:space="preserve">    </w:t>
+        <w:t xml:space="preserve"> </w:t>
       </w:r>
       <w:r>
         <w:rPr>
@@ -3985,39 +3889,6 @@
           <w:sz w:val="20"/>
           <w:szCs w:val="20"/>
         </w:rPr>
-        <w:t xml:space="preserve"> </w:t>
-      </w:r>
-      <w:r>
-        <w:rPr>
-          <w:rFonts w:ascii="Arial" w:hAnsi="Arial" w:cs="Arial"/>
-          <w:b/>
-          <w:bCs/>
-          <w:color w:val="2E3092"/>
-          <w:sz w:val="20"/>
-          <w:szCs w:val="20"/>
-        </w:rPr>
-        <w:t xml:space="preserve"> </w:t>
-      </w:r>
-      <w:r>
-        <w:rPr>
-          <w:rFonts w:ascii="Arial" w:hAnsi="Arial" w:cs="Arial"/>
-          <w:b/>
-          <w:bCs/>
-          <w:color w:val="2E3092"/>
-          <w:sz w:val="20"/>
-          <w:szCs w:val="20"/>
-        </w:rPr>
-        <w:t xml:space="preserve"> </w:t>
-      </w:r>
-      <w:r>
-        <w:rPr>
-          <w:rFonts w:ascii="Arial" w:hAnsi="Arial" w:cs="Arial"/>
-          <w:b/>
-          <w:bCs/>
-          <w:color w:val="2E3092"/>
-          <w:sz w:val="20"/>
-          <w:szCs w:val="20"/>
-        </w:rPr>
         <w:t xml:space="preserve">  </w:t>
       </w:r>
       <w:r>
@@ -4145,6 +4016,14 @@
           <w:bCs/>
         </w:rPr>
         <w:t xml:space="preserve"> </w:t>
+      </w:r>
+      <w:r>
+        <w:rPr>
+          <w:rFonts w:ascii="Arial" w:hAnsi="Arial" w:cs="Arial"/>
+          <w:b/>
+          <w:bCs/>
+        </w:rPr>
+        <w:t xml:space="preserve">          </w:t>
       </w:r>
       <w:r>
         <w:rPr>
@@ -4329,7 +4208,7 @@
           <w:sz w:val="20"/>
           <w:szCs w:val="20"/>
         </w:rPr>
-        <w:t xml:space="preserve">     </w:t>
+        <w:t xml:space="preserve">    </w:t>
       </w:r>
       <w:r>
         <w:rPr>
@@ -4510,7 +4389,7 @@
           <w:i w:val="0"/>
           <w:iCs w:val="0"/>
         </w:rPr>
-        <w:t xml:space="preserve">                    </w:t>
+        <w:t xml:space="preserve">                   </w:t>
       </w:r>
       <w:r>
         <w:rPr>
@@ -4550,7 +4429,7 @@
           <w:i w:val="0"/>
           <w:iCs w:val="0"/>
         </w:rPr>
-        <w:t>1</w:t>
+        <w:t>20</w:t>
       </w:r>
       <w:r>
         <w:rPr>
@@ -4558,7 +4437,7 @@
           <w:i w:val="0"/>
           <w:iCs w:val="0"/>
         </w:rPr>
-        <w:t>8</w:t>
+        <w:t xml:space="preserve"> </w:t>
       </w:r>
       <w:r>
         <w:rPr>
@@ -4566,7 +4445,7 @@
           <w:i w:val="0"/>
           <w:iCs w:val="0"/>
         </w:rPr>
-        <w:t xml:space="preserve"> </w:t>
+        <w:t>–</w:t>
       </w:r>
       <w:r>
         <w:rPr>
@@ -4574,7 +4453,7 @@
           <w:i w:val="0"/>
           <w:iCs w:val="0"/>
         </w:rPr>
-        <w:t>–</w:t>
+        <w:t xml:space="preserve"> Mar</w:t>
       </w:r>
       <w:r>
         <w:rPr>
@@ -4582,7 +4461,7 @@
           <w:i w:val="0"/>
           <w:iCs w:val="0"/>
         </w:rPr>
-        <w:t xml:space="preserve"> Mar</w:t>
+        <w:t xml:space="preserve"> </w:t>
       </w:r>
       <w:r>
         <w:rPr>
@@ -4590,7 +4469,7 @@
           <w:i w:val="0"/>
           <w:iCs w:val="0"/>
         </w:rPr>
-        <w:t xml:space="preserve"> </w:t>
+        <w:t>2</w:t>
       </w:r>
       <w:r>
         <w:rPr>
@@ -4599,14 +4478,6 @@
           <w:iCs w:val="0"/>
         </w:rPr>
         <w:t>2</w:t>
-      </w:r>
-      <w:r>
-        <w:rPr>
-          <w:rFonts w:ascii="Arial" w:hAnsi="Arial" w:cs="Arial"/>
-          <w:i w:val="0"/>
-          <w:iCs w:val="0"/>
-        </w:rPr>
-        <w:t>0</w:t>
       </w:r>
     </w:p>
     <w:p>
@@ -4698,7 +4569,7 @@
           <w:sz w:val="20"/>
           <w:szCs w:val="20"/>
         </w:rPr>
-        <w:t xml:space="preserve">  </w:t>
+        <w:t xml:space="preserve"> </w:t>
       </w:r>
       <w:r>
         <w:rPr>
@@ -4875,7 +4746,7 @@
           <w:b/>
           <w:bCs/>
         </w:rPr>
-        <w:t xml:space="preserve">        </w:t>
+        <w:t xml:space="preserve">       </w:t>
       </w:r>
       <w:r>
         <w:rPr>
@@ -4947,7 +4818,7 @@
           <w:i w:val="0"/>
           <w:iCs w:val="0"/>
         </w:rPr>
-        <w:t>7</w:t>
+        <w:t>9</w:t>
       </w:r>
       <w:r>
         <w:rPr>
@@ -4987,7 +4858,7 @@
           <w:i w:val="0"/>
           <w:iCs w:val="0"/>
         </w:rPr>
-        <w:t>18</w:t>
+        <w:t>20</w:t>
       </w:r>
     </w:p>
     <w:sectPr>
